--- a/Knowledge/3-Work knowledge/1-Software Engineering/2-Testing/5-My Source/1-ISTQB Foundation Level/3-Static Testing/1-Review/3-1-Review Types.docx
+++ b/Knowledge/3-Work knowledge/1-Software Engineering/2-Testing/5-My Source/1-ISTQB Foundation Level/3-Static Testing/1-Review/3-1-Review Types.docx
@@ -18,51 +18,77 @@
       </w:pPr>
       <w:r>
         <w:rPr>
-          <w:b/>
-          <w:shd w:val="clear" w:color="auto" w:fill="B7B7B7"/>
-        </w:rPr>
-        <w:t># Source</w:t>
-      </w:r>
-      <w:r>
-        <w:rPr>
-          <w:shd w:val="clear" w:color="auto" w:fill="B7B7B7"/>
-        </w:rPr>
-        <w:t xml:space="preserve">: </w:t>
-      </w:r>
-      <w:r>
-        <w:rPr>
-          <w:b/>
-          <w:shd w:val="clear" w:color="auto" w:fill="B7B7B7"/>
-        </w:rPr>
-        <w:t xml:space="preserve">Chatgpt </w:t>
-      </w:r>
-      <w:r>
-        <w:rPr>
-          <w:b/>
-          <w:sz w:val="14"/>
-          <w:szCs w:val="14"/>
-          <w:shd w:val="clear" w:color="auto" w:fill="B7B7B7"/>
-        </w:rPr>
-        <w:t>(GPT</w:t>
-      </w:r>
-      <w:r>
-        <w:rPr>
-          <w:rFonts w:ascii="Cambria Math" w:hAnsi="Cambria Math" w:cs="Cambria Math"/>
-          <w:b/>
-          <w:sz w:val="14"/>
-          <w:szCs w:val="14"/>
-          <w:shd w:val="clear" w:color="auto" w:fill="B7B7B7"/>
+          <w:rFonts w:ascii="Arial" w:eastAsia="Arial" w:hAnsi="Arial" w:cs="Arial"/>
+          <w:b/>
+          <w:color w:val="000000"/>
+          <w:sz w:val="18"/>
+          <w:highlight w:val="lightGray"/>
+        </w:rPr>
+        <w:t># Source: AI Source: Provided by: [Data Path</w:t>
+      </w:r>
+      <w:r>
+        <w:rPr>
+          <w:rFonts w:ascii="Arial" w:eastAsia="Arial" w:hAnsi="Arial" w:cs="Arial"/>
+          <w:color w:val="000000"/>
+          <w:sz w:val="18"/>
+          <w:highlight w:val="lightGray"/>
+        </w:rPr>
+        <w:t xml:space="preserve">: Persons Table -&gt; ID Column: 1, Name_En Column: Motasem Essam] -&gt; </w:t>
+      </w:r>
+      <w:r>
+        <w:rPr>
+          <w:rFonts w:ascii="Arial" w:eastAsia="Arial" w:hAnsi="Arial" w:cs="Arial"/>
+          <w:b/>
+          <w:color w:val="000000"/>
+          <w:sz w:val="18"/>
+          <w:highlight w:val="lightGray"/>
+        </w:rPr>
+        <w:t>From:</w:t>
+      </w:r>
+      <w:r>
+        <w:rPr>
+          <w:rFonts w:ascii="Arial" w:eastAsia="Arial" w:hAnsi="Arial" w:cs="Arial"/>
+          <w:color w:val="000000"/>
+          <w:sz w:val="18"/>
+          <w:highlight w:val="lightGray"/>
+        </w:rPr>
+        <w:t xml:space="preserve"> [Chatgpt (GPT</w:t>
+      </w:r>
+      <w:r>
+        <w:rPr>
+          <w:rFonts w:ascii="Arial" w:eastAsia="Arial" w:hAnsi="Arial" w:cs="Cambria Math"/>
+          <w:color w:val="000000"/>
+          <w:sz w:val="18"/>
+          <w:highlight w:val="lightGray"/>
         </w:rPr>
         <w:t>‑</w:t>
       </w:r>
       <w:r>
         <w:rPr>
-          <w:b/>
-          <w:sz w:val="14"/>
-          <w:szCs w:val="14"/>
-          <w:shd w:val="clear" w:color="auto" w:fill="B7B7B7"/>
-        </w:rPr>
-        <w:t>5 Mini) at [8/14/2025]</w:t>
+          <w:rFonts w:ascii="Arial" w:eastAsia="Arial" w:hAnsi="Arial" w:cs="Arial"/>
+          <w:color w:val="000000"/>
+          <w:sz w:val="18"/>
+          <w:highlight w:val="lightGray"/>
+        </w:rPr>
+        <w:t xml:space="preserve">5 Mini)] </w:t>
+      </w:r>
+      <w:r>
+        <w:rPr>
+          <w:rFonts w:ascii="Arial" w:eastAsia="Arial" w:hAnsi="Arial" w:cs="Arial"/>
+          <w:b/>
+          <w:color w:val="000000"/>
+          <w:sz w:val="18"/>
+          <w:highlight w:val="lightGray"/>
+        </w:rPr>
+        <w:t>on</w:t>
+      </w:r>
+      <w:r>
+        <w:rPr>
+          <w:rFonts w:ascii="Arial" w:eastAsia="Arial" w:hAnsi="Arial"/>
+          <w:sz w:val="18"/>
+          <w:highlight w:val="lightGray"/>
+        </w:rPr>
+        <w:t xml:space="preserve"> [8/14/2025]</w:t>
       </w:r>
     </w:p>
     <w:p>
@@ -120,7 +146,7 @@
     </w:p>
     <w:p>
       <w:r>
-        <w:pict w14:anchorId="6A482920">
+        <w:pict w14:anchorId="6FF8A5C6">
           <v:rect id="_x0000_i1025" style="width:0;height:1.5pt" o:hralign="center" o:hrstd="t" o:hr="t" fillcolor="#a0a0a0" stroked="f"/>
         </w:pict>
       </w:r>
@@ -153,51 +179,77 @@
       </w:pPr>
       <w:r>
         <w:rPr>
-          <w:b/>
-          <w:shd w:val="clear" w:color="auto" w:fill="B7B7B7"/>
-        </w:rPr>
-        <w:t># Source</w:t>
-      </w:r>
-      <w:r>
-        <w:rPr>
-          <w:shd w:val="clear" w:color="auto" w:fill="B7B7B7"/>
-        </w:rPr>
-        <w:t xml:space="preserve">: </w:t>
-      </w:r>
-      <w:r>
-        <w:rPr>
-          <w:b/>
-          <w:shd w:val="clear" w:color="auto" w:fill="B7B7B7"/>
-        </w:rPr>
-        <w:t xml:space="preserve">Chatgpt </w:t>
-      </w:r>
-      <w:r>
-        <w:rPr>
-          <w:b/>
-          <w:sz w:val="14"/>
-          <w:szCs w:val="14"/>
-          <w:shd w:val="clear" w:color="auto" w:fill="B7B7B7"/>
-        </w:rPr>
-        <w:t>(GPT</w:t>
-      </w:r>
-      <w:r>
-        <w:rPr>
-          <w:rFonts w:ascii="Cambria Math" w:hAnsi="Cambria Math" w:cs="Cambria Math"/>
-          <w:b/>
-          <w:sz w:val="14"/>
-          <w:szCs w:val="14"/>
-          <w:shd w:val="clear" w:color="auto" w:fill="B7B7B7"/>
+          <w:rFonts w:ascii="Arial" w:eastAsia="Arial" w:hAnsi="Arial" w:cs="Arial"/>
+          <w:b/>
+          <w:color w:val="000000"/>
+          <w:sz w:val="18"/>
+          <w:highlight w:val="lightGray"/>
+        </w:rPr>
+        <w:t># Source: AI Source: Provided by: [Data Path</w:t>
+      </w:r>
+      <w:r>
+        <w:rPr>
+          <w:rFonts w:ascii="Arial" w:eastAsia="Arial" w:hAnsi="Arial" w:cs="Arial"/>
+          <w:color w:val="000000"/>
+          <w:sz w:val="18"/>
+          <w:highlight w:val="lightGray"/>
+        </w:rPr>
+        <w:t xml:space="preserve">: Persons Table -&gt; ID Column: 1, Name_En Column: Motasem Essam] -&gt; </w:t>
+      </w:r>
+      <w:r>
+        <w:rPr>
+          <w:rFonts w:ascii="Arial" w:eastAsia="Arial" w:hAnsi="Arial" w:cs="Arial"/>
+          <w:b/>
+          <w:color w:val="000000"/>
+          <w:sz w:val="18"/>
+          <w:highlight w:val="lightGray"/>
+        </w:rPr>
+        <w:t>From:</w:t>
+      </w:r>
+      <w:r>
+        <w:rPr>
+          <w:rFonts w:ascii="Arial" w:eastAsia="Arial" w:hAnsi="Arial" w:cs="Arial"/>
+          <w:color w:val="000000"/>
+          <w:sz w:val="18"/>
+          <w:highlight w:val="lightGray"/>
+        </w:rPr>
+        <w:t xml:space="preserve"> [Chatgpt (GPT</w:t>
+      </w:r>
+      <w:r>
+        <w:rPr>
+          <w:rFonts w:ascii="Arial" w:eastAsia="Arial" w:hAnsi="Arial" w:cs="Cambria Math"/>
+          <w:color w:val="000000"/>
+          <w:sz w:val="18"/>
+          <w:highlight w:val="lightGray"/>
         </w:rPr>
         <w:t>‑</w:t>
       </w:r>
       <w:r>
         <w:rPr>
-          <w:b/>
-          <w:sz w:val="14"/>
-          <w:szCs w:val="14"/>
-          <w:shd w:val="clear" w:color="auto" w:fill="B7B7B7"/>
-        </w:rPr>
-        <w:t>5 Mini) at [8/14/2025]</w:t>
+          <w:rFonts w:ascii="Arial" w:eastAsia="Arial" w:hAnsi="Arial" w:cs="Arial"/>
+          <w:color w:val="000000"/>
+          <w:sz w:val="18"/>
+          <w:highlight w:val="lightGray"/>
+        </w:rPr>
+        <w:t xml:space="preserve">5 Mini)] </w:t>
+      </w:r>
+      <w:r>
+        <w:rPr>
+          <w:rFonts w:ascii="Arial" w:eastAsia="Arial" w:hAnsi="Arial" w:cs="Arial"/>
+          <w:b/>
+          <w:color w:val="000000"/>
+          <w:sz w:val="18"/>
+          <w:highlight w:val="lightGray"/>
+        </w:rPr>
+        <w:t>on</w:t>
+      </w:r>
+      <w:r>
+        <w:rPr>
+          <w:rFonts w:ascii="Arial" w:eastAsia="Arial" w:hAnsi="Arial"/>
+          <w:sz w:val="18"/>
+          <w:highlight w:val="lightGray"/>
+        </w:rPr>
+        <w:t xml:space="preserve"> [8/14/2025]</w:t>
       </w:r>
     </w:p>
     <w:p>
@@ -206,7 +258,7 @@
           <w:ilvl w:val="0"/>
           <w:numId w:val="1"/>
         </w:numPr>
-        <w:spacing w:before="240"/>
+        <w:spacing w:before="240" w:after="0" w:line="276" w:lineRule="auto"/>
       </w:pPr>
       <w:r>
         <w:rPr>
@@ -234,6 +286,7 @@
           <w:ilvl w:val="0"/>
           <w:numId w:val="1"/>
         </w:numPr>
+        <w:spacing w:after="0" w:line="276" w:lineRule="auto"/>
       </w:pPr>
       <w:r>
         <w:rPr>
@@ -261,6 +314,7 @@
           <w:ilvl w:val="0"/>
           <w:numId w:val="1"/>
         </w:numPr>
+        <w:spacing w:after="0" w:line="276" w:lineRule="auto"/>
       </w:pPr>
       <w:r>
         <w:rPr>
@@ -288,6 +342,7 @@
           <w:ilvl w:val="0"/>
           <w:numId w:val="1"/>
         </w:numPr>
+        <w:spacing w:after="0" w:line="276" w:lineRule="auto"/>
       </w:pPr>
       <w:r>
         <w:rPr>
@@ -315,6 +370,7 @@
           <w:ilvl w:val="0"/>
           <w:numId w:val="1"/>
         </w:numPr>
+        <w:spacing w:after="0" w:line="276" w:lineRule="auto"/>
       </w:pPr>
       <w:r>
         <w:rPr>
@@ -342,7 +398,7 @@
           <w:ilvl w:val="0"/>
           <w:numId w:val="1"/>
         </w:numPr>
-        <w:spacing w:after="240"/>
+        <w:spacing w:after="240" w:line="276" w:lineRule="auto"/>
       </w:pPr>
       <w:r>
         <w:rPr>
@@ -366,7 +422,7 @@
     </w:p>
     <w:p>
       <w:r>
-        <w:pict w14:anchorId="6D5EAE48">
+        <w:pict w14:anchorId="30FC8B86">
           <v:rect id="_x0000_i1026" style="width:0;height:1.5pt" o:hralign="center" o:hrstd="t" o:hr="t" fillcolor="#a0a0a0" stroked="f"/>
         </w:pict>
       </w:r>
@@ -399,51 +455,77 @@
       </w:pPr>
       <w:r>
         <w:rPr>
-          <w:b/>
-          <w:shd w:val="clear" w:color="auto" w:fill="B7B7B7"/>
-        </w:rPr>
-        <w:t># Source</w:t>
-      </w:r>
-      <w:r>
-        <w:rPr>
-          <w:shd w:val="clear" w:color="auto" w:fill="B7B7B7"/>
-        </w:rPr>
-        <w:t xml:space="preserve">: </w:t>
-      </w:r>
-      <w:r>
-        <w:rPr>
-          <w:b/>
-          <w:shd w:val="clear" w:color="auto" w:fill="B7B7B7"/>
-        </w:rPr>
-        <w:t xml:space="preserve">Chatgpt </w:t>
-      </w:r>
-      <w:r>
-        <w:rPr>
-          <w:b/>
-          <w:sz w:val="14"/>
-          <w:szCs w:val="14"/>
-          <w:shd w:val="clear" w:color="auto" w:fill="B7B7B7"/>
-        </w:rPr>
-        <w:t>(GPT</w:t>
-      </w:r>
-      <w:r>
-        <w:rPr>
-          <w:rFonts w:ascii="Cambria Math" w:hAnsi="Cambria Math" w:cs="Cambria Math"/>
-          <w:b/>
-          <w:sz w:val="14"/>
-          <w:szCs w:val="14"/>
-          <w:shd w:val="clear" w:color="auto" w:fill="B7B7B7"/>
+          <w:rFonts w:ascii="Arial" w:eastAsia="Arial" w:hAnsi="Arial" w:cs="Arial"/>
+          <w:b/>
+          <w:color w:val="000000"/>
+          <w:sz w:val="18"/>
+          <w:highlight w:val="lightGray"/>
+        </w:rPr>
+        <w:t># Source: AI Source: Provided by: [Data Path</w:t>
+      </w:r>
+      <w:r>
+        <w:rPr>
+          <w:rFonts w:ascii="Arial" w:eastAsia="Arial" w:hAnsi="Arial" w:cs="Arial"/>
+          <w:color w:val="000000"/>
+          <w:sz w:val="18"/>
+          <w:highlight w:val="lightGray"/>
+        </w:rPr>
+        <w:t xml:space="preserve">: Persons Table -&gt; ID Column: 1, Name_En Column: Motasem Essam] -&gt; </w:t>
+      </w:r>
+      <w:r>
+        <w:rPr>
+          <w:rFonts w:ascii="Arial" w:eastAsia="Arial" w:hAnsi="Arial" w:cs="Arial"/>
+          <w:b/>
+          <w:color w:val="000000"/>
+          <w:sz w:val="18"/>
+          <w:highlight w:val="lightGray"/>
+        </w:rPr>
+        <w:t>From:</w:t>
+      </w:r>
+      <w:r>
+        <w:rPr>
+          <w:rFonts w:ascii="Arial" w:eastAsia="Arial" w:hAnsi="Arial" w:cs="Arial"/>
+          <w:color w:val="000000"/>
+          <w:sz w:val="18"/>
+          <w:highlight w:val="lightGray"/>
+        </w:rPr>
+        <w:t xml:space="preserve"> [Chatgpt (GPT</w:t>
+      </w:r>
+      <w:r>
+        <w:rPr>
+          <w:rFonts w:ascii="Arial" w:eastAsia="Arial" w:hAnsi="Arial" w:cs="Cambria Math"/>
+          <w:color w:val="000000"/>
+          <w:sz w:val="18"/>
+          <w:highlight w:val="lightGray"/>
         </w:rPr>
         <w:t>‑</w:t>
       </w:r>
       <w:r>
         <w:rPr>
-          <w:b/>
-          <w:sz w:val="14"/>
-          <w:szCs w:val="14"/>
-          <w:shd w:val="clear" w:color="auto" w:fill="B7B7B7"/>
-        </w:rPr>
-        <w:t>5 Mini) at [8/14/2025]</w:t>
+          <w:rFonts w:ascii="Arial" w:eastAsia="Arial" w:hAnsi="Arial" w:cs="Arial"/>
+          <w:color w:val="000000"/>
+          <w:sz w:val="18"/>
+          <w:highlight w:val="lightGray"/>
+        </w:rPr>
+        <w:t xml:space="preserve">5 Mini)] </w:t>
+      </w:r>
+      <w:r>
+        <w:rPr>
+          <w:rFonts w:ascii="Arial" w:eastAsia="Arial" w:hAnsi="Arial" w:cs="Arial"/>
+          <w:b/>
+          <w:color w:val="000000"/>
+          <w:sz w:val="18"/>
+          <w:highlight w:val="lightGray"/>
+        </w:rPr>
+        <w:t>on</w:t>
+      </w:r>
+      <w:r>
+        <w:rPr>
+          <w:rFonts w:ascii="Arial" w:eastAsia="Arial" w:hAnsi="Arial"/>
+          <w:sz w:val="18"/>
+          <w:highlight w:val="lightGray"/>
+        </w:rPr>
+        <w:t xml:space="preserve"> [8/14/2025]</w:t>
       </w:r>
     </w:p>
     <w:p>
@@ -452,7 +534,7 @@
           <w:ilvl w:val="0"/>
           <w:numId w:val="5"/>
         </w:numPr>
-        <w:spacing w:before="240"/>
+        <w:spacing w:before="240" w:after="0" w:line="276" w:lineRule="auto"/>
       </w:pPr>
       <w:r>
         <w:rPr>
@@ -493,6 +575,7 @@
           <w:ilvl w:val="0"/>
           <w:numId w:val="5"/>
         </w:numPr>
+        <w:spacing w:after="0" w:line="276" w:lineRule="auto"/>
       </w:pPr>
       <w:r>
         <w:rPr>
@@ -520,6 +603,7 @@
           <w:ilvl w:val="0"/>
           <w:numId w:val="5"/>
         </w:numPr>
+        <w:spacing w:after="0" w:line="276" w:lineRule="auto"/>
       </w:pPr>
       <w:r>
         <w:rPr>
@@ -547,13 +631,13 @@
           <w:ilvl w:val="0"/>
           <w:numId w:val="5"/>
         </w:numPr>
-      </w:pPr>
-      <w:r>
-        <w:rPr>
-          <w:rFonts w:ascii="Roboto Mono" w:eastAsia="Roboto Mono" w:hAnsi="Roboto Mono" w:cs="Roboto Mono"/>
-          <w:b/>
-        </w:rPr>
-        <w:lastRenderedPageBreak/>
+        <w:spacing w:after="0" w:line="276" w:lineRule="auto"/>
+      </w:pPr>
+      <w:r>
+        <w:rPr>
+          <w:rFonts w:ascii="Roboto Mono" w:eastAsia="Roboto Mono" w:hAnsi="Roboto Mono" w:cs="Roboto Mono"/>
+          <w:b/>
+        </w:rPr>
         <w:t>Example:</w:t>
       </w:r>
       <w:r>
@@ -575,6 +659,7 @@
           <w:ilvl w:val="0"/>
           <w:numId w:val="5"/>
         </w:numPr>
+        <w:spacing w:after="0" w:line="276" w:lineRule="auto"/>
       </w:pPr>
       <w:r>
         <w:rPr>
@@ -602,7 +687,7 @@
           <w:ilvl w:val="0"/>
           <w:numId w:val="5"/>
         </w:numPr>
-        <w:spacing w:after="240"/>
+        <w:spacing w:after="240" w:line="276" w:lineRule="auto"/>
       </w:pPr>
       <w:r>
         <w:rPr>
@@ -626,7 +711,7 @@
     </w:p>
     <w:p>
       <w:r>
-        <w:pict w14:anchorId="6450E216">
+        <w:pict w14:anchorId="6381716A">
           <v:rect id="_x0000_i1027" style="width:0;height:1.5pt" o:hralign="center" o:hrstd="t" o:hr="t" fillcolor="#a0a0a0" stroked="f"/>
         </w:pict>
       </w:r>
@@ -659,51 +744,77 @@
       </w:pPr>
       <w:r>
         <w:rPr>
-          <w:b/>
-          <w:shd w:val="clear" w:color="auto" w:fill="B7B7B7"/>
-        </w:rPr>
-        <w:t># Source</w:t>
-      </w:r>
-      <w:r>
-        <w:rPr>
-          <w:shd w:val="clear" w:color="auto" w:fill="B7B7B7"/>
-        </w:rPr>
-        <w:t xml:space="preserve">: </w:t>
-      </w:r>
-      <w:r>
-        <w:rPr>
-          <w:b/>
-          <w:shd w:val="clear" w:color="auto" w:fill="B7B7B7"/>
-        </w:rPr>
-        <w:t xml:space="preserve">Chatgpt </w:t>
-      </w:r>
-      <w:r>
-        <w:rPr>
-          <w:b/>
-          <w:sz w:val="14"/>
-          <w:szCs w:val="14"/>
-          <w:shd w:val="clear" w:color="auto" w:fill="B7B7B7"/>
-        </w:rPr>
-        <w:t>(GPT</w:t>
-      </w:r>
-      <w:r>
-        <w:rPr>
-          <w:rFonts w:ascii="Cambria Math" w:hAnsi="Cambria Math" w:cs="Cambria Math"/>
-          <w:b/>
-          <w:sz w:val="14"/>
-          <w:szCs w:val="14"/>
-          <w:shd w:val="clear" w:color="auto" w:fill="B7B7B7"/>
+          <w:rFonts w:ascii="Arial" w:eastAsia="Arial" w:hAnsi="Arial" w:cs="Arial"/>
+          <w:b/>
+          <w:color w:val="000000"/>
+          <w:sz w:val="18"/>
+          <w:highlight w:val="lightGray"/>
+        </w:rPr>
+        <w:t># Source: AI Source: Provided by: [Data Path</w:t>
+      </w:r>
+      <w:r>
+        <w:rPr>
+          <w:rFonts w:ascii="Arial" w:eastAsia="Arial" w:hAnsi="Arial" w:cs="Arial"/>
+          <w:color w:val="000000"/>
+          <w:sz w:val="18"/>
+          <w:highlight w:val="lightGray"/>
+        </w:rPr>
+        <w:t xml:space="preserve">: Persons Table -&gt; ID Column: 1, Name_En Column: Motasem Essam] -&gt; </w:t>
+      </w:r>
+      <w:r>
+        <w:rPr>
+          <w:rFonts w:ascii="Arial" w:eastAsia="Arial" w:hAnsi="Arial" w:cs="Arial"/>
+          <w:b/>
+          <w:color w:val="000000"/>
+          <w:sz w:val="18"/>
+          <w:highlight w:val="lightGray"/>
+        </w:rPr>
+        <w:t>From:</w:t>
+      </w:r>
+      <w:r>
+        <w:rPr>
+          <w:rFonts w:ascii="Arial" w:eastAsia="Arial" w:hAnsi="Arial" w:cs="Arial"/>
+          <w:color w:val="000000"/>
+          <w:sz w:val="18"/>
+          <w:highlight w:val="lightGray"/>
+        </w:rPr>
+        <w:t xml:space="preserve"> [Chatgpt (GPT</w:t>
+      </w:r>
+      <w:r>
+        <w:rPr>
+          <w:rFonts w:ascii="Arial" w:eastAsia="Arial" w:hAnsi="Arial" w:cs="Cambria Math"/>
+          <w:color w:val="000000"/>
+          <w:sz w:val="18"/>
+          <w:highlight w:val="lightGray"/>
         </w:rPr>
         <w:t>‑</w:t>
       </w:r>
       <w:r>
         <w:rPr>
-          <w:b/>
-          <w:sz w:val="14"/>
-          <w:szCs w:val="14"/>
-          <w:shd w:val="clear" w:color="auto" w:fill="B7B7B7"/>
-        </w:rPr>
-        <w:t>5 Mini) at [8/14/2025]</w:t>
+          <w:rFonts w:ascii="Arial" w:eastAsia="Arial" w:hAnsi="Arial" w:cs="Arial"/>
+          <w:color w:val="000000"/>
+          <w:sz w:val="18"/>
+          <w:highlight w:val="lightGray"/>
+        </w:rPr>
+        <w:t xml:space="preserve">5 Mini)] </w:t>
+      </w:r>
+      <w:r>
+        <w:rPr>
+          <w:rFonts w:ascii="Arial" w:eastAsia="Arial" w:hAnsi="Arial" w:cs="Arial"/>
+          <w:b/>
+          <w:color w:val="000000"/>
+          <w:sz w:val="18"/>
+          <w:highlight w:val="lightGray"/>
+        </w:rPr>
+        <w:t>on</w:t>
+      </w:r>
+      <w:r>
+        <w:rPr>
+          <w:rFonts w:ascii="Arial" w:eastAsia="Arial" w:hAnsi="Arial"/>
+          <w:sz w:val="18"/>
+          <w:highlight w:val="lightGray"/>
+        </w:rPr>
+        <w:t xml:space="preserve"> [8/14/2025]</w:t>
       </w:r>
     </w:p>
     <w:p>
@@ -712,7 +823,7 @@
           <w:ilvl w:val="0"/>
           <w:numId w:val="3"/>
         </w:numPr>
-        <w:spacing w:before="240"/>
+        <w:spacing w:before="240" w:after="0" w:line="276" w:lineRule="auto"/>
       </w:pPr>
       <w:r>
         <w:rPr>
@@ -740,6 +851,7 @@
           <w:ilvl w:val="0"/>
           <w:numId w:val="3"/>
         </w:numPr>
+        <w:spacing w:after="0" w:line="276" w:lineRule="auto"/>
       </w:pPr>
       <w:r>
         <w:rPr>
@@ -767,6 +879,7 @@
           <w:ilvl w:val="0"/>
           <w:numId w:val="3"/>
         </w:numPr>
+        <w:spacing w:after="0" w:line="276" w:lineRule="auto"/>
       </w:pPr>
       <w:r>
         <w:rPr>
@@ -794,6 +907,7 @@
           <w:ilvl w:val="0"/>
           <w:numId w:val="3"/>
         </w:numPr>
+        <w:spacing w:after="0" w:line="276" w:lineRule="auto"/>
       </w:pPr>
       <w:r>
         <w:rPr>
@@ -821,6 +935,7 @@
           <w:ilvl w:val="0"/>
           <w:numId w:val="3"/>
         </w:numPr>
+        <w:spacing w:after="0" w:line="276" w:lineRule="auto"/>
       </w:pPr>
       <w:r>
         <w:rPr>
@@ -848,7 +963,7 @@
           <w:ilvl w:val="0"/>
           <w:numId w:val="3"/>
         </w:numPr>
-        <w:spacing w:after="240"/>
+        <w:spacing w:after="240" w:line="276" w:lineRule="auto"/>
       </w:pPr>
       <w:r>
         <w:rPr>
@@ -872,7 +987,7 @@
     </w:p>
     <w:p>
       <w:r>
-        <w:pict w14:anchorId="0DFE4F6B">
+        <w:pict w14:anchorId="77E8D243">
           <v:rect id="_x0000_i1028" style="width:0;height:1.5pt" o:hralign="center" o:hrstd="t" o:hr="t" fillcolor="#a0a0a0" stroked="f"/>
         </w:pict>
       </w:r>
@@ -905,51 +1020,77 @@
       </w:pPr>
       <w:r>
         <w:rPr>
-          <w:b/>
-          <w:shd w:val="clear" w:color="auto" w:fill="B7B7B7"/>
-        </w:rPr>
-        <w:t># Source</w:t>
-      </w:r>
-      <w:r>
-        <w:rPr>
-          <w:shd w:val="clear" w:color="auto" w:fill="B7B7B7"/>
-        </w:rPr>
-        <w:t xml:space="preserve">: </w:t>
-      </w:r>
-      <w:r>
-        <w:rPr>
-          <w:b/>
-          <w:shd w:val="clear" w:color="auto" w:fill="B7B7B7"/>
-        </w:rPr>
-        <w:t xml:space="preserve">Chatgpt </w:t>
-      </w:r>
-      <w:r>
-        <w:rPr>
-          <w:b/>
-          <w:sz w:val="14"/>
-          <w:szCs w:val="14"/>
-          <w:shd w:val="clear" w:color="auto" w:fill="B7B7B7"/>
-        </w:rPr>
-        <w:t>(GPT</w:t>
-      </w:r>
-      <w:r>
-        <w:rPr>
-          <w:rFonts w:ascii="Cambria Math" w:hAnsi="Cambria Math" w:cs="Cambria Math"/>
-          <w:b/>
-          <w:sz w:val="14"/>
-          <w:szCs w:val="14"/>
-          <w:shd w:val="clear" w:color="auto" w:fill="B7B7B7"/>
+          <w:rFonts w:ascii="Arial" w:eastAsia="Arial" w:hAnsi="Arial" w:cs="Arial"/>
+          <w:b/>
+          <w:color w:val="000000"/>
+          <w:sz w:val="18"/>
+          <w:highlight w:val="lightGray"/>
+        </w:rPr>
+        <w:t># Source: AI Source: Provided by: [Data Path</w:t>
+      </w:r>
+      <w:r>
+        <w:rPr>
+          <w:rFonts w:ascii="Arial" w:eastAsia="Arial" w:hAnsi="Arial" w:cs="Arial"/>
+          <w:color w:val="000000"/>
+          <w:sz w:val="18"/>
+          <w:highlight w:val="lightGray"/>
+        </w:rPr>
+        <w:t xml:space="preserve">: Persons Table -&gt; ID Column: 1, Name_En Column: Motasem Essam] -&gt; </w:t>
+      </w:r>
+      <w:r>
+        <w:rPr>
+          <w:rFonts w:ascii="Arial" w:eastAsia="Arial" w:hAnsi="Arial" w:cs="Arial"/>
+          <w:b/>
+          <w:color w:val="000000"/>
+          <w:sz w:val="18"/>
+          <w:highlight w:val="lightGray"/>
+        </w:rPr>
+        <w:t>From:</w:t>
+      </w:r>
+      <w:r>
+        <w:rPr>
+          <w:rFonts w:ascii="Arial" w:eastAsia="Arial" w:hAnsi="Arial" w:cs="Arial"/>
+          <w:color w:val="000000"/>
+          <w:sz w:val="18"/>
+          <w:highlight w:val="lightGray"/>
+        </w:rPr>
+        <w:t xml:space="preserve"> [Chatgpt (GPT</w:t>
+      </w:r>
+      <w:r>
+        <w:rPr>
+          <w:rFonts w:ascii="Arial" w:eastAsia="Arial" w:hAnsi="Arial" w:cs="Cambria Math"/>
+          <w:color w:val="000000"/>
+          <w:sz w:val="18"/>
+          <w:highlight w:val="lightGray"/>
         </w:rPr>
         <w:t>‑</w:t>
       </w:r>
       <w:r>
         <w:rPr>
-          <w:b/>
-          <w:sz w:val="14"/>
-          <w:szCs w:val="14"/>
-          <w:shd w:val="clear" w:color="auto" w:fill="B7B7B7"/>
-        </w:rPr>
-        <w:t>5 Mini) at [8/14/2025]</w:t>
+          <w:rFonts w:ascii="Arial" w:eastAsia="Arial" w:hAnsi="Arial" w:cs="Arial"/>
+          <w:color w:val="000000"/>
+          <w:sz w:val="18"/>
+          <w:highlight w:val="lightGray"/>
+        </w:rPr>
+        <w:t xml:space="preserve">5 Mini)] </w:t>
+      </w:r>
+      <w:r>
+        <w:rPr>
+          <w:rFonts w:ascii="Arial" w:eastAsia="Arial" w:hAnsi="Arial" w:cs="Arial"/>
+          <w:b/>
+          <w:color w:val="000000"/>
+          <w:sz w:val="18"/>
+          <w:highlight w:val="lightGray"/>
+        </w:rPr>
+        <w:t>on</w:t>
+      </w:r>
+      <w:r>
+        <w:rPr>
+          <w:rFonts w:ascii="Arial" w:eastAsia="Arial" w:hAnsi="Arial"/>
+          <w:sz w:val="18"/>
+          <w:highlight w:val="lightGray"/>
+        </w:rPr>
+        <w:t xml:space="preserve"> [8/14/2025]</w:t>
       </w:r>
     </w:p>
     <w:p>
@@ -958,7 +1099,7 @@
           <w:ilvl w:val="0"/>
           <w:numId w:val="4"/>
         </w:numPr>
-        <w:spacing w:before="240"/>
+        <w:spacing w:before="240" w:after="0" w:line="276" w:lineRule="auto"/>
       </w:pPr>
       <w:r>
         <w:rPr>
@@ -999,6 +1140,7 @@
           <w:ilvl w:val="0"/>
           <w:numId w:val="4"/>
         </w:numPr>
+        <w:spacing w:after="0" w:line="276" w:lineRule="auto"/>
       </w:pPr>
       <w:r>
         <w:rPr>
@@ -1026,13 +1168,13 @@
           <w:ilvl w:val="0"/>
           <w:numId w:val="4"/>
         </w:numPr>
-      </w:pPr>
-      <w:r>
-        <w:rPr>
-          <w:rFonts w:ascii="Roboto Mono" w:eastAsia="Roboto Mono" w:hAnsi="Roboto Mono" w:cs="Roboto Mono"/>
-          <w:b/>
-        </w:rPr>
-        <w:lastRenderedPageBreak/>
+        <w:spacing w:after="0" w:line="276" w:lineRule="auto"/>
+      </w:pPr>
+      <w:r>
+        <w:rPr>
+          <w:rFonts w:ascii="Roboto Mono" w:eastAsia="Roboto Mono" w:hAnsi="Roboto Mono" w:cs="Roboto Mono"/>
+          <w:b/>
+        </w:rPr>
         <w:t>Who’s Involved:</w:t>
       </w:r>
       <w:r>
@@ -1054,6 +1196,7 @@
           <w:ilvl w:val="0"/>
           <w:numId w:val="4"/>
         </w:numPr>
+        <w:spacing w:after="0" w:line="276" w:lineRule="auto"/>
       </w:pPr>
       <w:r>
         <w:rPr>
@@ -1081,6 +1224,7 @@
           <w:ilvl w:val="0"/>
           <w:numId w:val="4"/>
         </w:numPr>
+        <w:spacing w:after="0" w:line="276" w:lineRule="auto"/>
       </w:pPr>
       <w:r>
         <w:rPr>
@@ -1108,7 +1252,7 @@
           <w:ilvl w:val="0"/>
           <w:numId w:val="4"/>
         </w:numPr>
-        <w:spacing w:after="240"/>
+        <w:spacing w:after="240" w:line="276" w:lineRule="auto"/>
       </w:pPr>
       <w:r>
         <w:rPr>
@@ -1132,7 +1276,7 @@
     </w:p>
     <w:p>
       <w:r>
-        <w:pict w14:anchorId="70398526">
+        <w:pict w14:anchorId="39D73D9D">
           <v:rect id="_x0000_i1029" style="width:0;height:1.5pt" o:hralign="center" o:hrstd="t" o:hr="t" fillcolor="#a0a0a0" stroked="f"/>
         </w:pict>
       </w:r>
@@ -1175,51 +1319,77 @@
       </w:pPr>
       <w:r>
         <w:rPr>
-          <w:b/>
-          <w:shd w:val="clear" w:color="auto" w:fill="B7B7B7"/>
-        </w:rPr>
-        <w:t># Source</w:t>
-      </w:r>
-      <w:r>
-        <w:rPr>
-          <w:shd w:val="clear" w:color="auto" w:fill="B7B7B7"/>
-        </w:rPr>
-        <w:t xml:space="preserve">: </w:t>
-      </w:r>
-      <w:r>
-        <w:rPr>
-          <w:b/>
-          <w:shd w:val="clear" w:color="auto" w:fill="B7B7B7"/>
-        </w:rPr>
-        <w:t xml:space="preserve">Chatgpt </w:t>
-      </w:r>
-      <w:r>
-        <w:rPr>
-          <w:b/>
-          <w:sz w:val="14"/>
-          <w:szCs w:val="14"/>
-          <w:shd w:val="clear" w:color="auto" w:fill="B7B7B7"/>
-        </w:rPr>
-        <w:t>(GPT</w:t>
-      </w:r>
-      <w:r>
-        <w:rPr>
-          <w:rFonts w:ascii="Cambria Math" w:hAnsi="Cambria Math" w:cs="Cambria Math"/>
-          <w:b/>
-          <w:sz w:val="14"/>
-          <w:szCs w:val="14"/>
-          <w:shd w:val="clear" w:color="auto" w:fill="B7B7B7"/>
+          <w:rFonts w:ascii="Arial" w:eastAsia="Arial" w:hAnsi="Arial" w:cs="Arial"/>
+          <w:b/>
+          <w:color w:val="000000"/>
+          <w:sz w:val="18"/>
+          <w:highlight w:val="lightGray"/>
+        </w:rPr>
+        <w:t># Source: AI Source: Provided by: [Data Path</w:t>
+      </w:r>
+      <w:r>
+        <w:rPr>
+          <w:rFonts w:ascii="Arial" w:eastAsia="Arial" w:hAnsi="Arial" w:cs="Arial"/>
+          <w:color w:val="000000"/>
+          <w:sz w:val="18"/>
+          <w:highlight w:val="lightGray"/>
+        </w:rPr>
+        <w:t xml:space="preserve">: Persons Table -&gt; ID Column: 1, Name_En Column: Motasem Essam] -&gt; </w:t>
+      </w:r>
+      <w:r>
+        <w:rPr>
+          <w:rFonts w:ascii="Arial" w:eastAsia="Arial" w:hAnsi="Arial" w:cs="Arial"/>
+          <w:b/>
+          <w:color w:val="000000"/>
+          <w:sz w:val="18"/>
+          <w:highlight w:val="lightGray"/>
+        </w:rPr>
+        <w:t>From:</w:t>
+      </w:r>
+      <w:r>
+        <w:rPr>
+          <w:rFonts w:ascii="Arial" w:eastAsia="Arial" w:hAnsi="Arial" w:cs="Arial"/>
+          <w:color w:val="000000"/>
+          <w:sz w:val="18"/>
+          <w:highlight w:val="lightGray"/>
+        </w:rPr>
+        <w:t xml:space="preserve"> [Chatgpt (GPT</w:t>
+      </w:r>
+      <w:r>
+        <w:rPr>
+          <w:rFonts w:ascii="Arial" w:eastAsia="Arial" w:hAnsi="Arial" w:cs="Cambria Math"/>
+          <w:color w:val="000000"/>
+          <w:sz w:val="18"/>
+          <w:highlight w:val="lightGray"/>
         </w:rPr>
         <w:t>‑</w:t>
       </w:r>
       <w:r>
         <w:rPr>
-          <w:b/>
-          <w:sz w:val="14"/>
-          <w:szCs w:val="14"/>
-          <w:shd w:val="clear" w:color="auto" w:fill="B7B7B7"/>
-        </w:rPr>
-        <w:t>5 Mini) at [8/14/2025]</w:t>
+          <w:rFonts w:ascii="Arial" w:eastAsia="Arial" w:hAnsi="Arial" w:cs="Arial"/>
+          <w:color w:val="000000"/>
+          <w:sz w:val="18"/>
+          <w:highlight w:val="lightGray"/>
+        </w:rPr>
+        <w:t xml:space="preserve">5 Mini)] </w:t>
+      </w:r>
+      <w:r>
+        <w:rPr>
+          <w:rFonts w:ascii="Arial" w:eastAsia="Arial" w:hAnsi="Arial" w:cs="Arial"/>
+          <w:b/>
+          <w:color w:val="000000"/>
+          <w:sz w:val="18"/>
+          <w:highlight w:val="lightGray"/>
+        </w:rPr>
+        <w:t>on</w:t>
+      </w:r>
+      <w:r>
+        <w:rPr>
+          <w:rFonts w:ascii="Arial" w:eastAsia="Arial" w:hAnsi="Arial"/>
+          <w:sz w:val="18"/>
+          <w:highlight w:val="lightGray"/>
+        </w:rPr>
+        <w:t xml:space="preserve"> [8/14/2025]</w:t>
       </w:r>
     </w:p>
     <w:p>
@@ -1228,7 +1398,7 @@
           <w:ilvl w:val="0"/>
           <w:numId w:val="2"/>
         </w:numPr>
-        <w:spacing w:before="240"/>
+        <w:spacing w:before="240" w:after="0" w:line="276" w:lineRule="auto"/>
       </w:pPr>
       <w:r>
         <w:rPr>
@@ -1256,6 +1426,7 @@
           <w:ilvl w:val="0"/>
           <w:numId w:val="2"/>
         </w:numPr>
+        <w:spacing w:after="0" w:line="276" w:lineRule="auto"/>
       </w:pPr>
       <w:r>
         <w:rPr>
@@ -1283,6 +1454,7 @@
           <w:ilvl w:val="0"/>
           <w:numId w:val="2"/>
         </w:numPr>
+        <w:spacing w:after="0" w:line="276" w:lineRule="auto"/>
       </w:pPr>
       <w:r>
         <w:rPr>
@@ -1310,7 +1482,7 @@
           <w:ilvl w:val="0"/>
           <w:numId w:val="2"/>
         </w:numPr>
-        <w:spacing w:after="240"/>
+        <w:spacing w:after="240" w:line="276" w:lineRule="auto"/>
       </w:pPr>
       <w:r>
         <w:rPr>
@@ -1331,7 +1503,7 @@
     </w:p>
     <w:p>
       <w:r>
-        <w:pict w14:anchorId="69B5F55E">
+        <w:pict w14:anchorId="116391D2">
           <v:rect id="_x0000_i1030" style="width:0;height:1.5pt" o:hralign="center" o:hrstd="t" o:hr="t" fillcolor="#a0a0a0" stroked="f"/>
         </w:pict>
       </w:r>
@@ -1379,28 +1551,22 @@
     </w:p>
     <w:p>
       <w:r>
-        <w:pict w14:anchorId="04930D04">
+        <w:pict w14:anchorId="33DDDA57">
           <v:rect id="_x0000_i1031" style="width:0;height:1.5pt" o:hralign="center" o:hrstd="t" o:hr="t" fillcolor="#a0a0a0" stroked="f"/>
         </w:pict>
       </w:r>
     </w:p>
+    <w:p/>
     <w:p/>
     <w:p/>
     <w:sectPr>
-      <w:footerReference w:type="default" r:id="rId5"/>
       <w:pgSz w:w="12240" w:h="15840"/>
       <w:pgMar w:top="1440" w:right="1440" w:bottom="1440" w:left="1440" w:header="720" w:footer="720" w:gutter="0"/>
-      <w:pgNumType w:start="1"/>
       <w:cols w:space="720"/>
+      <w:docGrid w:linePitch="360"/>
     </w:sectPr>
   </w:body>
 </w:document>
-</file>
-
-<file path=word/footer1.xml><?xml version="1.0" encoding="utf-8"?>
-<w:ftr xmlns:wpc="http://schemas.microsoft.com/office/word/2010/wordprocessingCanvas" xmlns:cx="http://schemas.microsoft.com/office/drawing/2014/chartex" xmlns:cx1="http://schemas.microsoft.com/office/drawing/2015/9/8/chartex" xmlns:cx2="http://schemas.microsoft.com/office/drawing/2015/10/21/chartex" xmlns:cx3="http://schemas.microsoft.com/office/drawing/2016/5/9/chartex" xmlns:cx4="http://schemas.microsoft.com/office/drawing/2016/5/10/chartex" xmlns:cx5="http://schemas.microsoft.com/office/drawing/2016/5/11/chartex" xmlns:cx6="http://schemas.microsoft.com/office/drawing/2016/5/12/chartex" xmlns:cx7="http://schemas.microsoft.com/office/drawing/2016/5/13/chartex" xmlns:cx8="http://schemas.microsoft.com/office/drawing/2016/5/14/chartex" xmlns:mc="http://schemas.openxmlformats.org/markup-compatibility/2006" xmlns:aink="http://schemas.microsoft.com/office/drawing/2016/ink" xmlns:am3d="http://schemas.microsoft.com/office/drawing/2017/model3d" xmlns:o="urn:schemas-microsoft-com:office:office" xmlns:oel="http://schemas.microsoft.com/office/2019/extlst" xmlns:r="http://schemas.openxmlformats.org/officeDocument/2006/relationships" xmlns:m="http://schemas.openxmlformats.org/officeDocument/2006/math" xmlns:v="urn:schemas-microsoft-com:vml" xmlns:wp14="http://schemas.microsoft.com/office/word/2010/wordprocessingDrawing" xmlns:wp="http://schemas.openxmlformats.org/drawingml/2006/wordprocessingDrawing" xmlns:w10="urn:schemas-microsoft-com:office:word" xmlns:w="http://schemas.openxmlformats.org/wordprocessingml/2006/main" xmlns:w14="http://schemas.microsoft.com/office/word/2010/wordml" xmlns:w15="http://schemas.microsoft.com/office/word/2012/wordml" xmlns:w16cex="http://schemas.microsoft.com/office/word/2018/wordml/cex" xmlns:w16cid="http://schemas.microsoft.com/office/word/2016/wordml/cid" xmlns:w16="http://schemas.microsoft.com/office/word/2018/wordml" xmlns:w16du="http://schemas.microsoft.com/office/word/2023/wordml/word16du" xmlns:w16sdtdh="http://schemas.microsoft.com/office/word/2020/wordml/sdtdatahash" xmlns:w16sdtfl="http://schemas.microsoft.com/office/word/2024/wordml/sdtformatlock" xmlns:w16se="http://schemas.microsoft.com/office/word/2015/wordml/symex" xmlns:wpg="http://schemas.microsoft.com/office/word/2010/wordprocessingGroup" xmlns:wpi="http://schemas.microsoft.com/office/word/2010/wordprocessingInk" xmlns:wne="http://schemas.microsoft.com/office/word/2006/wordml" xmlns:wps="http://schemas.microsoft.com/office/word/2010/wordprocessingShape" mc:Ignorable="w14 w15 w16se w16cid w16 w16cex w16sdtdh w16sdtfl w16du wp14">
-  <w:p/>
-</w:ftr>
 </file>
 
 <file path=word/numbering.xml><?xml version="1.0" encoding="utf-8"?>
@@ -2388,18 +2554,6 @@
   <w:style w:type="paragraph" w:default="1" w:styleId="Normal">
     <w:name w:val="Normal"/>
     <w:qFormat/>
-    <w:rsid w:val="00275C5B"/>
-    <w:pPr>
-      <w:spacing w:after="0" w:line="276" w:lineRule="auto"/>
-    </w:pPr>
-    <w:rPr>
-      <w:rFonts w:ascii="Arial" w:eastAsia="Arial" w:hAnsi="Arial" w:cs="Arial"/>
-      <w:kern w:val="0"/>
-      <w:sz w:val="22"/>
-      <w:szCs w:val="22"/>
-      <w:lang w:val="en"/>
-      <w14:ligatures w14:val="none"/>
-    </w:rPr>
   </w:style>
   <w:style w:type="paragraph" w:styleId="Heading1">
     <w:name w:val="heading 1"/>
@@ -2408,7 +2562,7 @@
     <w:link w:val="Heading1Char"/>
     <w:uiPriority w:val="9"/>
     <w:qFormat/>
-    <w:rsid w:val="00615BA0"/>
+    <w:rsid w:val="009B0978"/>
     <w:pPr>
       <w:keepNext/>
       <w:keepLines/>
@@ -2430,7 +2584,7 @@
     <w:uiPriority w:val="9"/>
     <w:unhideWhenUsed/>
     <w:qFormat/>
-    <w:rsid w:val="00615BA0"/>
+    <w:rsid w:val="009B0978"/>
     <w:pPr>
       <w:keepNext/>
       <w:keepLines/>
@@ -2453,7 +2607,7 @@
     <w:semiHidden/>
     <w:unhideWhenUsed/>
     <w:qFormat/>
-    <w:rsid w:val="00615BA0"/>
+    <w:rsid w:val="009B0978"/>
     <w:pPr>
       <w:keepNext/>
       <w:keepLines/>
@@ -2476,7 +2630,7 @@
     <w:semiHidden/>
     <w:unhideWhenUsed/>
     <w:qFormat/>
-    <w:rsid w:val="00615BA0"/>
+    <w:rsid w:val="009B0978"/>
     <w:pPr>
       <w:keepNext/>
       <w:keepLines/>
@@ -2499,7 +2653,7 @@
     <w:semiHidden/>
     <w:unhideWhenUsed/>
     <w:qFormat/>
-    <w:rsid w:val="00615BA0"/>
+    <w:rsid w:val="009B0978"/>
     <w:pPr>
       <w:keepNext/>
       <w:keepLines/>
@@ -2520,11 +2674,11 @@
     <w:semiHidden/>
     <w:unhideWhenUsed/>
     <w:qFormat/>
-    <w:rsid w:val="00615BA0"/>
+    <w:rsid w:val="009B0978"/>
     <w:pPr>
       <w:keepNext/>
       <w:keepLines/>
-      <w:spacing w:before="40"/>
+      <w:spacing w:before="40" w:after="0"/>
       <w:outlineLvl w:val="5"/>
     </w:pPr>
     <w:rPr>
@@ -2543,11 +2697,11 @@
     <w:semiHidden/>
     <w:unhideWhenUsed/>
     <w:qFormat/>
-    <w:rsid w:val="00615BA0"/>
+    <w:rsid w:val="009B0978"/>
     <w:pPr>
       <w:keepNext/>
       <w:keepLines/>
-      <w:spacing w:before="40"/>
+      <w:spacing w:before="40" w:after="0"/>
       <w:outlineLvl w:val="6"/>
     </w:pPr>
     <w:rPr>
@@ -2564,10 +2718,11 @@
     <w:semiHidden/>
     <w:unhideWhenUsed/>
     <w:qFormat/>
-    <w:rsid w:val="00615BA0"/>
+    <w:rsid w:val="009B0978"/>
     <w:pPr>
       <w:keepNext/>
       <w:keepLines/>
+      <w:spacing w:after="0"/>
       <w:outlineLvl w:val="7"/>
     </w:pPr>
     <w:rPr>
@@ -2586,10 +2741,11 @@
     <w:semiHidden/>
     <w:unhideWhenUsed/>
     <w:qFormat/>
-    <w:rsid w:val="00615BA0"/>
+    <w:rsid w:val="009B0978"/>
     <w:pPr>
       <w:keepNext/>
       <w:keepLines/>
+      <w:spacing w:after="0"/>
       <w:outlineLvl w:val="8"/>
     </w:pPr>
     <w:rPr>
@@ -2629,7 +2785,7 @@
     <w:basedOn w:val="DefaultParagraphFont"/>
     <w:link w:val="Heading1"/>
     <w:uiPriority w:val="9"/>
-    <w:rsid w:val="00615BA0"/>
+    <w:rsid w:val="009B0978"/>
     <w:rPr>
       <w:rFonts w:asciiTheme="majorHAnsi" w:eastAsiaTheme="majorEastAsia" w:hAnsiTheme="majorHAnsi" w:cstheme="majorBidi"/>
       <w:color w:val="2F5496" w:themeColor="accent1" w:themeShade="BF"/>
@@ -2642,7 +2798,7 @@
     <w:basedOn w:val="DefaultParagraphFont"/>
     <w:link w:val="Heading2"/>
     <w:uiPriority w:val="9"/>
-    <w:rsid w:val="00615BA0"/>
+    <w:rsid w:val="009B0978"/>
     <w:rPr>
       <w:rFonts w:asciiTheme="majorHAnsi" w:eastAsiaTheme="majorEastAsia" w:hAnsiTheme="majorHAnsi" w:cstheme="majorBidi"/>
       <w:color w:val="2F5496" w:themeColor="accent1" w:themeShade="BF"/>
@@ -2656,7 +2812,7 @@
     <w:link w:val="Heading3"/>
     <w:uiPriority w:val="9"/>
     <w:semiHidden/>
-    <w:rsid w:val="00615BA0"/>
+    <w:rsid w:val="009B0978"/>
     <w:rPr>
       <w:rFonts w:eastAsiaTheme="majorEastAsia" w:cstheme="majorBidi"/>
       <w:color w:val="2F5496" w:themeColor="accent1" w:themeShade="BF"/>
@@ -2670,7 +2826,7 @@
     <w:link w:val="Heading4"/>
     <w:uiPriority w:val="9"/>
     <w:semiHidden/>
-    <w:rsid w:val="00615BA0"/>
+    <w:rsid w:val="009B0978"/>
     <w:rPr>
       <w:rFonts w:eastAsiaTheme="majorEastAsia" w:cstheme="majorBidi"/>
       <w:i/>
@@ -2684,7 +2840,7 @@
     <w:link w:val="Heading5"/>
     <w:uiPriority w:val="9"/>
     <w:semiHidden/>
-    <w:rsid w:val="00615BA0"/>
+    <w:rsid w:val="009B0978"/>
     <w:rPr>
       <w:rFonts w:eastAsiaTheme="majorEastAsia" w:cstheme="majorBidi"/>
       <w:color w:val="2F5496" w:themeColor="accent1" w:themeShade="BF"/>
@@ -2696,7 +2852,7 @@
     <w:link w:val="Heading6"/>
     <w:uiPriority w:val="9"/>
     <w:semiHidden/>
-    <w:rsid w:val="00615BA0"/>
+    <w:rsid w:val="009B0978"/>
     <w:rPr>
       <w:rFonts w:eastAsiaTheme="majorEastAsia" w:cstheme="majorBidi"/>
       <w:i/>
@@ -2710,7 +2866,7 @@
     <w:link w:val="Heading7"/>
     <w:uiPriority w:val="9"/>
     <w:semiHidden/>
-    <w:rsid w:val="00615BA0"/>
+    <w:rsid w:val="009B0978"/>
     <w:rPr>
       <w:rFonts w:eastAsiaTheme="majorEastAsia" w:cstheme="majorBidi"/>
       <w:color w:val="595959" w:themeColor="text1" w:themeTint="A6"/>
@@ -2722,7 +2878,7 @@
     <w:link w:val="Heading8"/>
     <w:uiPriority w:val="9"/>
     <w:semiHidden/>
-    <w:rsid w:val="00615BA0"/>
+    <w:rsid w:val="009B0978"/>
     <w:rPr>
       <w:rFonts w:eastAsiaTheme="majorEastAsia" w:cstheme="majorBidi"/>
       <w:i/>
@@ -2736,7 +2892,7 @@
     <w:link w:val="Heading9"/>
     <w:uiPriority w:val="9"/>
     <w:semiHidden/>
-    <w:rsid w:val="00615BA0"/>
+    <w:rsid w:val="009B0978"/>
     <w:rPr>
       <w:rFonts w:eastAsiaTheme="majorEastAsia" w:cstheme="majorBidi"/>
       <w:color w:val="272727" w:themeColor="text1" w:themeTint="D8"/>
@@ -2749,7 +2905,7 @@
     <w:link w:val="TitleChar"/>
     <w:uiPriority w:val="10"/>
     <w:qFormat/>
-    <w:rsid w:val="00615BA0"/>
+    <w:rsid w:val="009B0978"/>
     <w:pPr>
       <w:spacing w:after="80" w:line="240" w:lineRule="auto"/>
       <w:contextualSpacing/>
@@ -2767,7 +2923,7 @@
     <w:basedOn w:val="DefaultParagraphFont"/>
     <w:link w:val="Title"/>
     <w:uiPriority w:val="10"/>
-    <w:rsid w:val="00615BA0"/>
+    <w:rsid w:val="009B0978"/>
     <w:rPr>
       <w:rFonts w:asciiTheme="majorHAnsi" w:eastAsiaTheme="majorEastAsia" w:hAnsiTheme="majorHAnsi" w:cstheme="majorBidi"/>
       <w:spacing w:val="-10"/>
@@ -2783,7 +2939,7 @@
     <w:link w:val="SubtitleChar"/>
     <w:uiPriority w:val="11"/>
     <w:qFormat/>
-    <w:rsid w:val="00615BA0"/>
+    <w:rsid w:val="009B0978"/>
     <w:pPr>
       <w:numPr>
         <w:ilvl w:val="1"/>
@@ -2802,7 +2958,7 @@
     <w:basedOn w:val="DefaultParagraphFont"/>
     <w:link w:val="Subtitle"/>
     <w:uiPriority w:val="11"/>
-    <w:rsid w:val="00615BA0"/>
+    <w:rsid w:val="009B0978"/>
     <w:rPr>
       <w:rFonts w:eastAsiaTheme="majorEastAsia" w:cstheme="majorBidi"/>
       <w:color w:val="595959" w:themeColor="text1" w:themeTint="A6"/>
@@ -2818,7 +2974,7 @@
     <w:link w:val="QuoteChar"/>
     <w:uiPriority w:val="29"/>
     <w:qFormat/>
-    <w:rsid w:val="00615BA0"/>
+    <w:rsid w:val="009B0978"/>
     <w:pPr>
       <w:spacing w:before="160"/>
       <w:jc w:val="center"/>
@@ -2834,7 +2990,7 @@
     <w:basedOn w:val="DefaultParagraphFont"/>
     <w:link w:val="Quote"/>
     <w:uiPriority w:val="29"/>
-    <w:rsid w:val="00615BA0"/>
+    <w:rsid w:val="009B0978"/>
     <w:rPr>
       <w:i/>
       <w:iCs/>
@@ -2846,7 +3002,7 @@
     <w:basedOn w:val="Normal"/>
     <w:uiPriority w:val="34"/>
     <w:qFormat/>
-    <w:rsid w:val="00615BA0"/>
+    <w:rsid w:val="009B0978"/>
     <w:pPr>
       <w:ind w:left="720"/>
       <w:contextualSpacing/>
@@ -2857,7 +3013,7 @@
     <w:basedOn w:val="DefaultParagraphFont"/>
     <w:uiPriority w:val="21"/>
     <w:qFormat/>
-    <w:rsid w:val="00615BA0"/>
+    <w:rsid w:val="009B0978"/>
     <w:rPr>
       <w:i/>
       <w:iCs/>
@@ -2871,7 +3027,7 @@
     <w:link w:val="IntenseQuoteChar"/>
     <w:uiPriority w:val="30"/>
     <w:qFormat/>
-    <w:rsid w:val="00615BA0"/>
+    <w:rsid w:val="009B0978"/>
     <w:pPr>
       <w:pBdr>
         <w:top w:val="single" w:sz="4" w:space="10" w:color="2F5496" w:themeColor="accent1" w:themeShade="BF"/>
@@ -2892,7 +3048,7 @@
     <w:basedOn w:val="DefaultParagraphFont"/>
     <w:link w:val="IntenseQuote"/>
     <w:uiPriority w:val="30"/>
-    <w:rsid w:val="00615BA0"/>
+    <w:rsid w:val="009B0978"/>
     <w:rPr>
       <w:i/>
       <w:iCs/>
@@ -2904,7 +3060,7 @@
     <w:basedOn w:val="DefaultParagraphFont"/>
     <w:uiPriority w:val="32"/>
     <w:qFormat/>
-    <w:rsid w:val="00615BA0"/>
+    <w:rsid w:val="009B0978"/>
     <w:rPr>
       <w:b/>
       <w:bCs/>
